--- a/ТЗ_OX/01_Структура_ТЗ/OX_Структура_и_последовательность_ТЗ_v4.docx
+++ b/ТЗ_OX/01_Структура_ТЗ/OX_Структура_и_последовательность_ТЗ_v4.docx
@@ -1041,6 +1041,28 @@
           <w:p>
             <w:r>
               <w:t>Взнос текущего тиража идет в следующий джекпот, а не выплачивается в этом же тираже.</w:t>
+            </w:r>
+          </w:p>
+        </w:tc>
+      </w:tr>
+      <w:tr>
+        <w:tc>
+          <w:tcPr>
+            <w:tcW w:w="2400" w:type="dxa"/>
+          </w:tcPr>
+          <w:p>
+            <w:r>
+              <w:t>Базовая цена линии MVP</w:t>
+            </w:r>
+          </w:p>
+        </w:tc>
+        <w:tc>
+          <w:tcPr>
+            <w:tcW w:w="2400" w:type="dxa"/>
+          </w:tcPr>
+          <w:p>
+            <w:r>
+              <w:t>1 USDC за одну линию/комбинацию `Суперэкспресс 15`. Цена остается параметром тиража и может повышаться до открытия продаж только по anti-whale правилам.</w:t>
             </w:r>
           </w:p>
         </w:tc>
